--- a/docs/legal/review-2026-06-16/revised-lolo-care-inc/Legal/DRAFTS/Stocks/09-closing-checklist.docx
+++ b/docs/legal/review-2026-06-16/revised-lolo-care-inc/Legal/DRAFTS/Stocks/09-closing-checklist.docx
@@ -13,7 +13,7 @@
     </w:p>
     <w:p>
       <w:r>
-        <w:t>Company: LoLo Care Inc</w:t>
+        <w:t>Company: Lolo Care, Inc.</w:t>
       </w:r>
     </w:p>
     <w:p>
@@ -100,7 +100,7 @@
           </w:tcPr>
           <w:p>
             <w:r>
-              <w:t>Confirm par value per share: $[PAR VALUE].</w:t>
+              <w:t>Confirm par value per share: $0.00001.</w:t>
             </w:r>
           </w:p>
         </w:tc>
@@ -122,7 +122,7 @@
           </w:tcPr>
           <w:p>
             <w:r>
-              <w:t>Confirm purchase price per share: $[PRICE PER SHARE].</w:t>
+              <w:t>Confirm purchase price per share: $0.00001.</w:t>
             </w:r>
           </w:p>
         </w:tc>
@@ -361,7 +361,7 @@
           </w:tcPr>
           <w:p>
             <w:r>
-              <w:t>Founder Restricted Stock Purchase Agreement - Charles Petrini Poli.</w:t>
+              <w:t>Founder Restricted Stock Purchase Agreement - Charles Petrini-Poli.</w:t>
             </w:r>
           </w:p>
         </w:tc>
@@ -405,7 +405,7 @@
           </w:tcPr>
           <w:p>
             <w:r>
-              <w:t>Payment receipt - Charles Petrini Poli.</w:t>
+              <w:t>Payment receipt - Charles Petrini-Poli.</w:t>
             </w:r>
           </w:p>
         </w:tc>
@@ -449,7 +449,7 @@
           </w:tcPr>
           <w:p>
             <w:r>
-              <w:t>Uncertificated share notice - Charles Petrini Poli.</w:t>
+              <w:t>Uncertificated share notice - Charles Petrini-Poli.</w:t>
             </w:r>
           </w:p>
         </w:tc>
@@ -600,7 +600,7 @@
           </w:tcPr>
           <w:p>
             <w:r>
-              <w:t>Company and Charles Petrini Poli sign the stock purchase agreement.</w:t>
+              <w:t>Company and Charles Petrini-Poli sign the stock purchase agreement.</w:t>
             </w:r>
           </w:p>
         </w:tc>
@@ -644,7 +644,7 @@
           </w:tcPr>
           <w:p>
             <w:r>
-              <w:t>Charles Petrini Poli pays $[CHARLES TOTAL PURCHASE PRICE] to the Company.</w:t>
+              <w:t>Charles Petrini-Poli pays $50.00 to the Company.</w:t>
             </w:r>
           </w:p>
         </w:tc>
@@ -666,7 +666,7 @@
           </w:tcPr>
           <w:p>
             <w:r>
-              <w:t>Thibaud Peverelli pays $[THIBAUD TOTAL PURCHASE PRICE] to the Company.</w:t>
+              <w:t>Thibaud Peverelli pays $30.00 to the Company.</w:t>
             </w:r>
           </w:p>
         </w:tc>
